--- a/Assignment4.docx
+++ b/Assignment4.docx
@@ -18,7 +18,18 @@
           <w:sz w:val="40"/>
           <w:szCs w:val="40"/>
         </w:rPr>
-        <w:t>Prompt Engineering Assignment # 4</w:t>
+        <w:t>Prompt Engineering A</w:t>
+      </w:r>
+      <w:bookmarkStart w:id="0" w:name="_GoBack"/>
+      <w:bookmarkEnd w:id="0"/>
+      <w:r>
+        <w:rPr>
+          <w:rFonts w:ascii="Arial" w:hAnsi="Arial" w:cs="Arial"/>
+          <w:b/>
+          <w:sz w:val="40"/>
+          <w:szCs w:val="40"/>
+        </w:rPr>
+        <w:t>ssignment # 4</w:t>
       </w:r>
     </w:p>
     <w:p>
@@ -81,23 +92,7 @@
           <w:sz w:val="24"/>
           <w:szCs w:val="24"/>
         </w:rPr>
-        <w:t>Write a simple instruction asking the Al to summarize a story or de</w:t>
-      </w:r>
-      <w:r>
-        <w:rPr>
-          <w:rFonts w:ascii="Arial" w:hAnsi="Arial" w:cs="Arial"/>
-          <w:sz w:val="24"/>
-          <w:szCs w:val="24"/>
-        </w:rPr>
-        <w:t xml:space="preserve">cide if a review is positive or </w:t>
-      </w:r>
-      <w:r>
-        <w:rPr>
-          <w:rFonts w:ascii="Arial" w:hAnsi="Arial" w:cs="Arial"/>
-          <w:sz w:val="24"/>
-          <w:szCs w:val="24"/>
-        </w:rPr>
-        <w:t>negative. Do not give the Al any examples to follow.</w:t>
+        <w:t>Write a simple instruction asking the Al to summarize a story or decide if a review is positive or negative. Do not give the Al any examples to follow.</w:t>
       </w:r>
     </w:p>
     <w:p>
@@ -491,15 +486,7 @@
           <w:sz w:val="24"/>
           <w:szCs w:val="24"/>
         </w:rPr>
-        <w:t>product description). Then, ask the Al to write a new one using that same style.</w:t>
-      </w:r>
-      <w:r>
-        <w:rPr>
-          <w:rFonts w:ascii="Arial" w:hAnsi="Arial" w:cs="Arial"/>
-          <w:sz w:val="24"/>
-          <w:szCs w:val="24"/>
-        </w:rPr>
-        <w:t xml:space="preserve"> </w:t>
+        <w:t xml:space="preserve">product description). Then, ask the Al to write a new one using that same style. </w:t>
       </w:r>
     </w:p>
     <w:p>
@@ -762,33 +749,15 @@
           <w:sz w:val="24"/>
           <w:szCs w:val="24"/>
         </w:rPr>
-        <w:t xml:space="preserve">hat things it is not allowed </w:t>
-      </w:r>
-      <w:proofErr w:type="spellStart"/>
+        <w:t>hat things it is not allowed to</w:t>
+      </w:r>
       <w:r>
         <w:rPr>
           <w:rFonts w:ascii="Arial" w:hAnsi="Arial" w:cs="Arial"/>
           <w:sz w:val="24"/>
           <w:szCs w:val="24"/>
         </w:rPr>
-        <w:t>to</w:t>
-      </w:r>
-      <w:r>
-        <w:rPr>
-          <w:rFonts w:ascii="Arial" w:hAnsi="Arial" w:cs="Arial"/>
-          <w:sz w:val="24"/>
-          <w:szCs w:val="24"/>
-        </w:rPr>
-        <w:t>say</w:t>
-      </w:r>
-      <w:proofErr w:type="spellEnd"/>
-      <w:r>
-        <w:rPr>
-          <w:rFonts w:ascii="Arial" w:hAnsi="Arial" w:cs="Arial"/>
-          <w:sz w:val="24"/>
-          <w:szCs w:val="24"/>
-        </w:rPr>
-        <w:t>, and what kind of tone it should use when talking to customers.</w:t>
+        <w:t>say, and what kind of tone it should use when talking to customers.</w:t>
       </w:r>
     </w:p>
     <w:p>
@@ -1247,7 +1216,7 @@
           <w:szCs w:val="24"/>
         </w:rPr>
         <w:pict>
-          <v:rect id="_x0000_i1055" style="width:0;height:0" o:hralign="center" o:hrstd="t" o:hr="t" fillcolor="#a0a0a0" stroked="f"/>
+          <v:rect id="_x0000_i1025" style="width:0;height:0" o:hralign="center" o:hrstd="t" o:hr="t" fillcolor="#a0a0a0" stroked="f"/>
         </w:pict>
       </w:r>
     </w:p>
@@ -1378,7 +1347,7 @@
           <w:szCs w:val="24"/>
         </w:rPr>
         <w:pict>
-          <v:rect id="_x0000_i1056" style="width:0;height:0" o:hralign="center" o:hrstd="t" o:hr="t" fillcolor="#a0a0a0" stroked="f"/>
+          <v:rect id="_x0000_i1026" style="width:0;height:0" o:hralign="center" o:hrstd="t" o:hr="t" fillcolor="#a0a0a0" stroked="f"/>
         </w:pict>
       </w:r>
     </w:p>
@@ -1568,7 +1537,7 @@
           <w:szCs w:val="24"/>
         </w:rPr>
         <w:pict>
-          <v:rect id="_x0000_i1057" style="width:0;height:0" o:hralign="center" o:hrstd="t" o:hr="t" fillcolor="#a0a0a0" stroked="f"/>
+          <v:rect id="_x0000_i1027" style="width:0;height:0" o:hralign="center" o:hrstd="t" o:hr="t" fillcolor="#a0a0a0" stroked="f"/>
         </w:pict>
       </w:r>
     </w:p>
@@ -1827,7 +1796,7 @@
           <w:szCs w:val="24"/>
         </w:rPr>
         <w:pict>
-          <v:rect id="_x0000_i1058" style="width:0;height:0" o:hralign="center" o:hrstd="t" o:hr="t" fillcolor="#a0a0a0" stroked="f"/>
+          <v:rect id="_x0000_i1028" style="width:0;height:0" o:hralign="center" o:hrstd="t" o:hr="t" fillcolor="#a0a0a0" stroked="f"/>
         </w:pict>
       </w:r>
     </w:p>
@@ -1958,7 +1927,7 @@
           <w:szCs w:val="24"/>
         </w:rPr>
         <w:pict>
-          <v:rect id="_x0000_i1059" style="width:0;height:0" o:hralign="center" o:hrstd="t" o:hr="t" fillcolor="#a0a0a0" stroked="f"/>
+          <v:rect id="_x0000_i1029" style="width:0;height:0" o:hralign="center" o:hrstd="t" o:hr="t" fillcolor="#a0a0a0" stroked="f"/>
         </w:pict>
       </w:r>
     </w:p>
@@ -2117,8 +2086,6 @@
         </w:rPr>
         <w:t>specific problem. Then, ask the Al to create a plan based only on the information you provided.</w:t>
       </w:r>
-      <w:bookmarkStart w:id="0" w:name="_GoBack"/>
-      <w:bookmarkEnd w:id="0"/>
     </w:p>
     <w:p>
       <w:pPr>
@@ -2205,7 +2172,7 @@
           <w:szCs w:val="24"/>
         </w:rPr>
         <w:pict>
-          <v:rect id="_x0000_i1065" style="width:0;height:0" o:hralign="center" o:hrstd="t" o:hr="t" fillcolor="#a0a0a0" stroked="f"/>
+          <v:rect id="_x0000_i1030" style="width:0;height:0" o:hralign="center" o:hrstd="t" o:hr="t" fillcolor="#a0a0a0" stroked="f"/>
         </w:pict>
       </w:r>
     </w:p>
@@ -2329,7 +2296,7 @@
           <w:szCs w:val="24"/>
         </w:rPr>
         <w:pict>
-          <v:rect id="_x0000_i1066" style="width:0;height:0" o:hralign="center" o:hrstd="t" o:hr="t" fillcolor="#a0a0a0" stroked="f"/>
+          <v:rect id="_x0000_i1031" style="width:0;height:0" o:hralign="center" o:hrstd="t" o:hr="t" fillcolor="#a0a0a0" stroked="f"/>
         </w:pict>
       </w:r>
     </w:p>
@@ -2362,31 +2329,7 @@
           <w:sz w:val="24"/>
           <w:szCs w:val="24"/>
         </w:rPr>
-        <w:t xml:space="preserve">1. Turn Loyal Students </w:t>
-      </w:r>
-      <w:proofErr w:type="gramStart"/>
-      <w:r>
-        <w:rPr>
-          <w:rFonts w:ascii="Arial" w:eastAsia="Times New Roman" w:hAnsi="Arial" w:cs="Arial"/>
-          <w:b/>
-          <w:bCs/>
-          <w:color w:val="141413"/>
-          <w:sz w:val="24"/>
-          <w:szCs w:val="24"/>
-        </w:rPr>
-        <w:t>Into</w:t>
-      </w:r>
-      <w:proofErr w:type="gramEnd"/>
-      <w:r>
-        <w:rPr>
-          <w:rFonts w:ascii="Arial" w:eastAsia="Times New Roman" w:hAnsi="Arial" w:cs="Arial"/>
-          <w:b/>
-          <w:bCs/>
-          <w:color w:val="141413"/>
-          <w:sz w:val="24"/>
-          <w:szCs w:val="24"/>
-        </w:rPr>
-        <w:t xml:space="preserve"> Ambassadors</w:t>
+        <w:t>1. Turn Loyal Students Into Ambassadors</w:t>
       </w:r>
     </w:p>
     <w:p>
@@ -2466,7 +2409,7 @@
           <w:szCs w:val="24"/>
         </w:rPr>
         <w:pict>
-          <v:rect id="_x0000_i1067" style="width:0;height:0" o:hralign="center" o:hrstd="t" o:hr="t" fillcolor="#a0a0a0" stroked="f"/>
+          <v:rect id="_x0000_i1032" style="width:0;height:0" o:hralign="center" o:hrstd="t" o:hr="t" fillcolor="#a0a0a0" stroked="f"/>
         </w:pict>
       </w:r>
     </w:p>
@@ -2590,7 +2533,7 @@
           <w:szCs w:val="24"/>
         </w:rPr>
         <w:pict>
-          <v:rect id="_x0000_i1068" style="width:0;height:0" o:hralign="center" o:hrstd="t" o:hr="t" fillcolor="#a0a0a0" stroked="f"/>
+          <v:rect id="_x0000_i1033" style="width:0;height:0" o:hralign="center" o:hrstd="t" o:hr="t" fillcolor="#a0a0a0" stroked="f"/>
         </w:pict>
       </w:r>
     </w:p>
@@ -2623,31 +2566,7 @@
           <w:sz w:val="24"/>
           <w:szCs w:val="24"/>
         </w:rPr>
-        <w:t xml:space="preserve">3. Build a Rhythm </w:t>
-      </w:r>
-      <w:proofErr w:type="gramStart"/>
-      <w:r>
-        <w:rPr>
-          <w:rFonts w:ascii="Arial" w:eastAsia="Times New Roman" w:hAnsi="Arial" w:cs="Arial"/>
-          <w:b/>
-          <w:bCs/>
-          <w:color w:val="141413"/>
-          <w:sz w:val="24"/>
-          <w:szCs w:val="24"/>
-        </w:rPr>
-        <w:t>With</w:t>
-      </w:r>
-      <w:proofErr w:type="gramEnd"/>
-      <w:r>
-        <w:rPr>
-          <w:rFonts w:ascii="Arial" w:eastAsia="Times New Roman" w:hAnsi="Arial" w:cs="Arial"/>
-          <w:b/>
-          <w:bCs/>
-          <w:color w:val="141413"/>
-          <w:sz w:val="24"/>
-          <w:szCs w:val="24"/>
-        </w:rPr>
-        <w:t xml:space="preserve"> the University Calendar</w:t>
+        <w:t>3. Build a Rhythm With the University Calendar</w:t>
       </w:r>
     </w:p>
     <w:p>
@@ -2717,7 +2636,7 @@
           <w:szCs w:val="24"/>
         </w:rPr>
         <w:pict>
-          <v:rect id="_x0000_i1069" style="width:0;height:0" o:hralign="center" o:hrstd="t" o:hr="t" fillcolor="#a0a0a0" stroked="f"/>
+          <v:rect id="_x0000_i1034" style="width:0;height:0" o:hralign="center" o:hrstd="t" o:hr="t" fillcolor="#a0a0a0" stroked="f"/>
         </w:pict>
       </w:r>
     </w:p>
@@ -2820,7 +2739,7 @@
           <w:szCs w:val="24"/>
         </w:rPr>
         <w:pict>
-          <v:rect id="_x0000_i1070" style="width:0;height:0" o:hralign="center" o:hrstd="t" o:hr="t" fillcolor="#a0a0a0" stroked="f"/>
+          <v:rect id="_x0000_i1035" style="width:0;height:0" o:hralign="center" o:hrstd="t" o:hr="t" fillcolor="#a0a0a0" stroked="f"/>
         </w:pict>
       </w:r>
     </w:p>
@@ -2923,7 +2842,7 @@
           <w:szCs w:val="24"/>
         </w:rPr>
         <w:pict>
-          <v:rect id="_x0000_i1071" style="width:0;height:0" o:hralign="center" o:hrstd="t" o:hr="t" fillcolor="#a0a0a0" stroked="f"/>
+          <v:rect id="_x0000_i1036" style="width:0;height:0" o:hralign="center" o:hrstd="t" o:hr="t" fillcolor="#a0a0a0" stroked="f"/>
         </w:pict>
       </w:r>
     </w:p>
@@ -3005,7 +2924,7 @@
           <w:szCs w:val="24"/>
         </w:rPr>
         <w:pict>
-          <v:rect id="_x0000_i1072" style="width:0;height:0" o:hralign="center" o:hrstd="t" o:hr="t" fillcolor="#a0a0a0" stroked="f"/>
+          <v:rect id="_x0000_i1037" style="width:0;height:0" o:hralign="center" o:hrstd="t" o:hr="t" fillcolor="#a0a0a0" stroked="f"/>
         </w:pict>
       </w:r>
     </w:p>
